--- a/reports/performance_report.docx
+++ b/reports/performance_report.docx
@@ -76,7 +76,7 @@
           </w:tcPr>
           <w:p>
             <w:r>
-              <w:t>3011 ms</w:t>
+              <w:t>3191 ms</w:t>
             </w:r>
           </w:p>
         </w:tc>
@@ -98,7 +98,7 @@
           </w:tcPr>
           <w:p>
             <w:r>
-              <w:t>3050 ms</w:t>
+              <w:t>4105 ms</w:t>
             </w:r>
           </w:p>
         </w:tc>
@@ -120,7 +120,7 @@
           </w:tcPr>
           <w:p>
             <w:r>
-              <w:t>3050 ms</w:t>
+              <w:t>6700 ms</w:t>
             </w:r>
           </w:p>
         </w:tc>
@@ -142,7 +142,7 @@
           </w:tcPr>
           <w:p>
             <w:r>
-              <w:t>598 bytes</w:t>
+              <w:t>1289 bytes</w:t>
             </w:r>
           </w:p>
         </w:tc>
@@ -164,7 +164,7 @@
           </w:tcPr>
           <w:p>
             <w:r>
-              <w:t>298 bytes</w:t>
+              <w:t>989 bytes</w:t>
             </w:r>
           </w:p>
         </w:tc>
@@ -174,7 +174,7 @@
       <w:r>
         <w:drawing>
           <wp:inline xmlns:a="http://schemas.openxmlformats.org/drawingml/2006/main" xmlns:pic="http://schemas.openxmlformats.org/drawingml/2006/picture">
-            <wp:extent cx="5486400" cy="3429000"/>
+            <wp:extent cx="5486400" cy="6187440"/>
             <wp:docPr id="1" name="Picture 1"/>
             <wp:cNvGraphicFramePr>
               <a:graphicFrameLocks noChangeAspect="1"/>
@@ -195,7 +195,7 @@
                   <pic:spPr>
                     <a:xfrm>
                       <a:off x="0" y="0"/>
-                      <a:ext cx="5486400" cy="3429000"/>
+                      <a:ext cx="5486400" cy="6187440"/>
                     </a:xfrm>
                     <a:prstGeom prst="rect"/>
                   </pic:spPr>
@@ -272,7 +272,7 @@
           </w:tcPr>
           <w:p>
             <w:r>
-              <w:t>0</w:t>
+              <w:t>5</w:t>
             </w:r>
           </w:p>
         </w:tc>
@@ -294,7 +294,7 @@
           </w:tcPr>
           <w:p>
             <w:r>
-              <w:t>0</w:t>
+              <w:t>2</w:t>
             </w:r>
           </w:p>
         </w:tc>
@@ -316,7 +316,7 @@
           </w:tcPr>
           <w:p>
             <w:r>
-              <w:t>0</w:t>
+              <w:t>2</w:t>
             </w:r>
           </w:p>
         </w:tc>
@@ -338,7 +338,7 @@
           </w:tcPr>
           <w:p>
             <w:r>
-              <w:t>0%</w:t>
+              <w:t>100.0%</w:t>
             </w:r>
           </w:p>
         </w:tc>
@@ -410,7 +410,7 @@
           </w:tcPr>
           <w:p>
             <w:r>
-              <w:t>0</w:t>
+              <w:t>33</w:t>
             </w:r>
           </w:p>
         </w:tc>
@@ -432,7 +432,7 @@
           </w:tcPr>
           <w:p>
             <w:r>
-              <w:t>0</w:t>
+              <w:t>2</w:t>
             </w:r>
           </w:p>
         </w:tc>
@@ -454,7 +454,7 @@
           </w:tcPr>
           <w:p>
             <w:r>
-              <w:t>0</w:t>
+              <w:t>19</w:t>
             </w:r>
           </w:p>
         </w:tc>
@@ -520,7 +520,7 @@
           </w:tcPr>
           <w:p>
             <w:r>
-              <w:t>0%</w:t>
+              <w:t>0.0%</w:t>
             </w:r>
           </w:p>
         </w:tc>
@@ -592,7 +592,7 @@
           </w:tcPr>
           <w:p>
             <w:r>
-              <w:t>0</w:t>
+              <w:t>58</w:t>
             </w:r>
           </w:p>
         </w:tc>
@@ -614,7 +614,7 @@
           </w:tcPr>
           <w:p>
             <w:r>
-              <w:t>0</w:t>
+              <w:t>57</w:t>
             </w:r>
           </w:p>
         </w:tc>
@@ -636,7 +636,7 @@
           </w:tcPr>
           <w:p>
             <w:r>
-              <w:t>0%</w:t>
+              <w:t>98.28%</w:t>
             </w:r>
           </w:p>
         </w:tc>
@@ -768,12 +768,12 @@
     </w:p>
     <w:p>
       <w:r>
-        <w:t>STATUS: COMPLIANT</w:t>
+        <w:t>STATUS: NON-COMPLIANT</w:t>
       </w:r>
     </w:p>
     <w:p>
       <w:r>
-        <w:t>Website adapts correctly to mobile viewport.</w:t>
+        <w:t>Horizontal overflow detected on mobile.</w:t>
       </w:r>
     </w:p>
     <w:tbl>
@@ -824,7 +824,7 @@
           </w:tcPr>
           <w:p>
             <w:r>
-              <w:t>390px</w:t>
+              <w:t>415px</w:t>
             </w:r>
           </w:p>
         </w:tc>
@@ -868,7 +868,7 @@
           </w:tcPr>
           <w:p>
             <w:r>
-              <w:t>NO</w:t>
+              <w:t>YES</w:t>
             </w:r>
           </w:p>
         </w:tc>
@@ -878,7 +878,7 @@
       <w:r>
         <w:drawing>
           <wp:inline xmlns:a="http://schemas.openxmlformats.org/drawingml/2006/main" xmlns:pic="http://schemas.openxmlformats.org/drawingml/2006/picture">
-            <wp:extent cx="5486400" cy="11873132"/>
+            <wp:extent cx="5486400" cy="26585905"/>
             <wp:docPr id="2" name="Picture 2"/>
             <wp:cNvGraphicFramePr>
               <a:graphicFrameLocks noChangeAspect="1"/>
@@ -899,7 +899,7 @@
                   <pic:spPr>
                     <a:xfrm>
                       <a:off x="0" y="0"/>
-                      <a:ext cx="5486400" cy="11873132"/>
+                      <a:ext cx="5486400" cy="26585905"/>
                     </a:xfrm>
                     <a:prstGeom prst="rect"/>
                   </pic:spPr>
@@ -920,12 +920,12 @@
     </w:p>
     <w:p>
       <w:r>
-        <w:t>STATUS: COMPLIANT</w:t>
+        <w:t>STATUS: NON-COMPLIANT</w:t>
       </w:r>
     </w:p>
     <w:p>
       <w:r>
-        <w:t>Visual layout stability acceptable.</w:t>
+        <w:t>Unexpected layout shifts detected.</w:t>
       </w:r>
     </w:p>
     <w:tbl>
@@ -976,7 +976,7 @@
           </w:tcPr>
           <w:p>
             <w:r>
-              <w:t>0</w:t>
+              <w:t>1.4686</w:t>
             </w:r>
           </w:p>
         </w:tc>
@@ -998,7 +998,7 @@
           </w:tcPr>
           <w:p>
             <w:r>
-              <w:t>0</w:t>
+              <w:t>34</w:t>
             </w:r>
           </w:p>
         </w:tc>
@@ -1008,7 +1008,7 @@
       <w:r>
         <w:drawing>
           <wp:inline xmlns:a="http://schemas.openxmlformats.org/drawingml/2006/main" xmlns:pic="http://schemas.openxmlformats.org/drawingml/2006/picture">
-            <wp:extent cx="5486400" cy="3429000"/>
+            <wp:extent cx="5486400" cy="12005310"/>
             <wp:docPr id="3" name="Picture 3"/>
             <wp:cNvGraphicFramePr>
               <a:graphicFrameLocks noChangeAspect="1"/>
@@ -1029,7 +1029,7 @@
                   <pic:spPr>
                     <a:xfrm>
                       <a:off x="0" y="0"/>
-                      <a:ext cx="5486400" cy="3429000"/>
+                      <a:ext cx="5486400" cy="12005310"/>
                     </a:xfrm>
                     <a:prstGeom prst="rect"/>
                   </pic:spPr>
@@ -1050,12 +1050,12 @@
     </w:p>
     <w:p>
       <w:r>
-        <w:t>STATUS: COMPLIANT</w:t>
+        <w:t>STATUS: NON-COMPLIANT</w:t>
       </w:r>
     </w:p>
     <w:p>
       <w:r>
-        <w:t>Optimized image formats used.</w:t>
+        <w:t>Image optimization insufficient.</w:t>
       </w:r>
     </w:p>
     <w:tbl>
@@ -1106,7 +1106,7 @@
           </w:tcPr>
           <w:p>
             <w:r>
-              <w:t>0</w:t>
+              <w:t>7</w:t>
             </w:r>
           </w:p>
         </w:tc>
@@ -1172,7 +1172,7 @@
           </w:tcPr>
           <w:p>
             <w:r>
-              <w:t>0</w:t>
+              <w:t>7</w:t>
             </w:r>
           </w:p>
         </w:tc>
@@ -1194,7 +1194,7 @@
           </w:tcPr>
           <w:p>
             <w:r>
-              <w:t>0</w:t>
+              <w:t>1</w:t>
             </w:r>
           </w:p>
         </w:tc>
@@ -1216,7 +1216,7 @@
           </w:tcPr>
           <w:p>
             <w:r>
-              <w:t>0%</w:t>
+              <w:t>0.0%</w:t>
             </w:r>
           </w:p>
         </w:tc>
@@ -1238,7 +1238,7 @@
           </w:tcPr>
           <w:p>
             <w:r>
-              <w:t>0%</w:t>
+              <w:t>14.29%</w:t>
             </w:r>
           </w:p>
         </w:tc>
@@ -1309,7 +1309,11 @@
             <w:tcW w:type="dxa" w:w="4320"/>
           </w:tcPr>
           <w:p>
-            <w:r/>
+            <w:r>
+              <w:t>translation-plugin.bhashini.co.in</w:t>
+              <w:br/>
+              <w:t>www.googletagmanager.com</w:t>
+            </w:r>
           </w:p>
         </w:tc>
       </w:tr>
@@ -1330,7 +1334,7 @@
           </w:tcPr>
           <w:p>
             <w:r>
-              <w:t>0</w:t>
+              <w:t>2</w:t>
             </w:r>
           </w:p>
         </w:tc>
@@ -1490,12 +1494,12 @@
     </w:p>
     <w:p>
       <w:r>
-        <w:t>STATUS: NON-COMPLIANT</w:t>
+        <w:t>STATUS: COMPLIANT</w:t>
       </w:r>
     </w:p>
     <w:p>
       <w:r>
-        <w:t>No analytics integration detected.</w:t>
+        <w:t>Analytics integration detected.</w:t>
       </w:r>
     </w:p>
     <w:tbl>
@@ -1546,7 +1550,9 @@
           </w:tcPr>
           <w:p>
             <w:r>
-              <w:t>None</w:t>
+              <w:t>GTM</w:t>
+              <w:br/>
+              <w:t>gtag.js</w:t>
             </w:r>
           </w:p>
         </w:tc>

--- a/reports/performance_report.docx
+++ b/reports/performance_report.docx
@@ -7,7 +7,12 @@
         <w:pStyle w:val="Heading1"/>
       </w:pPr>
       <w:r>
-        <w:t>DBIM PERFORMANCE ENHANCEMENT REPORT</w:t>
+        <w:t>DBIM PERFORMANCE COMPLIANCE AUDIT REPORT</w:t>
+      </w:r>
+    </w:p>
+    <w:p>
+      <w:r>
+        <w:t>Comprehensive validation report analyzing layout configurations against official Digital Brand Identity Manual rules.</w:t>
       </w:r>
     </w:p>
     <w:p>
@@ -15,21 +20,29 @@
         <w:pStyle w:val="Heading2"/>
       </w:pPr>
       <w:r>
-        <w:t>10.1.1 - Page Loading Speed</w:t>
+        <w:t>Clause 10.1.1 - Optimize Page Loading Speed</w:t>
       </w:r>
     </w:p>
     <w:p>
       <w:r>
+        <w:rPr>
+          <w:b/>
+          <w:color w:val="C80000"/>
+        </w:rPr>
         <w:t>STATUS: NON-COMPLIANT</w:t>
+        <w:br/>
       </w:r>
     </w:p>
     <w:p>
       <w:r>
-        <w:t>Website loading speed exceeds recommended DBIM threshold.</w:t>
+        <w:t>Audit Finding Detail:</w:t>
+        <w:br/>
+        <w:t>Website load timings exceed target performance limits.</w:t>
       </w:r>
     </w:p>
     <w:tbl>
       <w:tblPr>
+        <w:tblStyle w:val="TableGrid"/>
         <w:tblW w:type="auto" w:w="0"/>
         <w:tblLook w:firstColumn="1" w:firstRow="1" w:lastColumn="0" w:lastRow="0" w:noHBand="0" w:noVBand="1" w:val="04A0"/>
       </w:tblPr>
@@ -44,7 +57,10 @@
           </w:tcPr>
           <w:p>
             <w:r>
-              <w:t>Metric</w:t>
+              <w:rPr>
+                <w:b/>
+              </w:rPr>
+              <w:t>Verified Component / Parameter</w:t>
             </w:r>
           </w:p>
         </w:tc>
@@ -54,7 +70,10 @@
           </w:tcPr>
           <w:p>
             <w:r>
-              <w:t>Value</w:t>
+              <w:rPr>
+                <w:b/>
+              </w:rPr>
+              <w:t>Measured Compliance Observation</w:t>
             </w:r>
           </w:p>
         </w:tc>
@@ -66,7 +85,7 @@
           </w:tcPr>
           <w:p>
             <w:r>
-              <w:t>TTFB</w:t>
+              <w:t>Time to First Byte (TTFB)</w:t>
             </w:r>
           </w:p>
         </w:tc>
@@ -76,7 +95,7 @@
           </w:tcPr>
           <w:p>
             <w:r>
-              <w:t>3191 ms</w:t>
+              <w:t>3376 ms (Threshold &lt;= 800ms)</w:t>
             </w:r>
           </w:p>
         </w:tc>
@@ -88,7 +107,7 @@
           </w:tcPr>
           <w:p>
             <w:r>
-              <w:t>DOM Load</w:t>
+              <w:t>DOM Content Loaded</w:t>
             </w:r>
           </w:p>
         </w:tc>
@@ -98,7 +117,7 @@
           </w:tcPr>
           <w:p>
             <w:r>
-              <w:t>4105 ms</w:t>
+              <w:t>4252 ms (Threshold &lt;= 2500ms)</w:t>
             </w:r>
           </w:p>
         </w:tc>
@@ -110,7 +129,7 @@
           </w:tcPr>
           <w:p>
             <w:r>
-              <w:t>Full Load</w:t>
+              <w:t>Full Page Load Event</w:t>
             </w:r>
           </w:p>
         </w:tc>
@@ -120,7 +139,7 @@
           </w:tcPr>
           <w:p>
             <w:r>
-              <w:t>6700 ms</w:t>
+              <w:t>6606 ms (Threshold &lt;= 4000ms)</w:t>
             </w:r>
           </w:p>
         </w:tc>
@@ -132,7 +151,7 @@
           </w:tcPr>
           <w:p>
             <w:r>
-              <w:t>Transfer Size</w:t>
+              <w:t>Network Transfer Weight</w:t>
             </w:r>
           </w:p>
         </w:tc>
@@ -142,7 +161,7 @@
           </w:tcPr>
           <w:p>
             <w:r>
-              <w:t>1289 bytes</w:t>
+              <w:t>1.26 KB</w:t>
             </w:r>
           </w:p>
         </w:tc>
@@ -154,7 +173,7 @@
           </w:tcPr>
           <w:p>
             <w:r>
-              <w:t>Encoded Body</w:t>
+              <w:t>Uncompressed Resource Body</w:t>
             </w:r>
           </w:p>
         </w:tc>
@@ -164,7 +183,7 @@
           </w:tcPr>
           <w:p>
             <w:r>
-              <w:t>989 bytes</w:t>
+              <w:t>0.97 KB</w:t>
             </w:r>
           </w:p>
         </w:tc>
@@ -172,9 +191,14 @@
     </w:tbl>
     <w:p>
       <w:r>
+        <w:t>Visual Proof (Annotated Verification Screen Capture):</w:t>
+      </w:r>
+    </w:p>
+    <w:p>
+      <w:r>
         <w:drawing>
           <wp:inline xmlns:a="http://schemas.openxmlformats.org/drawingml/2006/main" xmlns:pic="http://schemas.openxmlformats.org/drawingml/2006/picture">
-            <wp:extent cx="5486400" cy="6187440"/>
+            <wp:extent cx="5303520" cy="3314700"/>
             <wp:docPr id="1" name="Picture 1"/>
             <wp:cNvGraphicFramePr>
               <a:graphicFrameLocks noChangeAspect="1"/>
@@ -195,7 +219,7 @@
                   <pic:spPr>
                     <a:xfrm>
                       <a:off x="0" y="0"/>
-                      <a:ext cx="5486400" cy="6187440"/>
+                      <a:ext cx="5303520" cy="3314700"/>
                     </a:xfrm>
                     <a:prstGeom prst="rect"/>
                   </pic:spPr>
@@ -207,25 +231,38 @@
       </w:r>
     </w:p>
     <w:p>
+      <w:r>
+        <w:br w:type="page"/>
+      </w:r>
+    </w:p>
+    <w:p>
       <w:pPr>
         <w:pStyle w:val="Heading2"/>
       </w:pPr>
       <w:r>
-        <w:t>10.1.2 - Lazy Loading</w:t>
+        <w:t>Clause 10.1.2 - Implement Lazy Loading for Images and Media</w:t>
       </w:r>
     </w:p>
     <w:p>
       <w:r>
+        <w:rPr>
+          <w:b/>
+          <w:color w:val="008000"/>
+        </w:rPr>
         <w:t>STATUS: COMPLIANT</w:t>
+        <w:br/>
       </w:r>
     </w:p>
     <w:p>
       <w:r>
-        <w:t>Lazy loading coverage is sufficient.</w:t>
+        <w:t>Audit Finding Detail:</w:t>
+        <w:br/>
+        <w:t>Sufficient lazy loading coverage verified for secondary visual content elements.</w:t>
       </w:r>
     </w:p>
     <w:tbl>
       <w:tblPr>
+        <w:tblStyle w:val="TableGrid"/>
         <w:tblW w:type="auto" w:w="0"/>
         <w:tblLook w:firstColumn="1" w:firstRow="1" w:lastColumn="0" w:lastRow="0" w:noHBand="0" w:noVBand="1" w:val="04A0"/>
       </w:tblPr>
@@ -240,7 +277,10 @@
           </w:tcPr>
           <w:p>
             <w:r>
-              <w:t>Metric</w:t>
+              <w:rPr>
+                <w:b/>
+              </w:rPr>
+              <w:t>Verified Component / Parameter</w:t>
             </w:r>
           </w:p>
         </w:tc>
@@ -250,7 +290,10 @@
           </w:tcPr>
           <w:p>
             <w:r>
-              <w:t>Value</w:t>
+              <w:rPr>
+                <w:b/>
+              </w:rPr>
+              <w:t>Measured Compliance Observation</w:t>
             </w:r>
           </w:p>
         </w:tc>
@@ -262,7 +305,7 @@
           </w:tcPr>
           <w:p>
             <w:r>
-              <w:t>Visible Images</w:t>
+              <w:t>Total Visible Layout Images</w:t>
             </w:r>
           </w:p>
         </w:tc>
@@ -284,7 +327,7 @@
           </w:tcPr>
           <w:p>
             <w:r>
-              <w:t>Below-fold Images</w:t>
+              <w:t>Images Placed Below Viewport Fold</w:t>
             </w:r>
           </w:p>
         </w:tc>
@@ -306,7 +349,7 @@
           </w:tcPr>
           <w:p>
             <w:r>
-              <w:t>Lazy-loaded Below-fold Images</w:t>
+              <w:t>Lazy-loaded Below-fold Targets</w:t>
             </w:r>
           </w:p>
         </w:tc>
@@ -328,7 +371,7 @@
           </w:tcPr>
           <w:p>
             <w:r>
-              <w:t>Coverage</w:t>
+              <w:t>Lazy Loading Compliance Ratio</w:t>
             </w:r>
           </w:p>
         </w:tc>
@@ -338,32 +381,45 @@
           </w:tcPr>
           <w:p>
             <w:r>
-              <w:t>100.0%</w:t>
+              <w:t>100.0% (Target &gt;= 70%)</w:t>
             </w:r>
           </w:p>
         </w:tc>
       </w:tr>
     </w:tbl>
     <w:p>
+      <w:r>
+        <w:br w:type="page"/>
+      </w:r>
+    </w:p>
+    <w:p>
       <w:pPr>
         <w:pStyle w:val="Heading2"/>
       </w:pPr>
       <w:r>
-        <w:t>10.1.3 - Critical Rendering Optimization</w:t>
+        <w:t>Clause 10.1.3 - Optimize Critical Rendering Path</w:t>
       </w:r>
     </w:p>
     <w:p>
       <w:r>
+        <w:rPr>
+          <w:b/>
+          <w:color w:val="008000"/>
+        </w:rPr>
         <w:t>STATUS: COMPLIANT</w:t>
+        <w:br/>
       </w:r>
     </w:p>
     <w:p>
       <w:r>
-        <w:t>Critical rendering path optimized.</w:t>
+        <w:t>Audit Finding Detail:</w:t>
+        <w:br/>
+        <w:t>Critical path optimized; synchronous scripts in the head element are strictly limited.</w:t>
       </w:r>
     </w:p>
     <w:tbl>
       <w:tblPr>
+        <w:tblStyle w:val="TableGrid"/>
         <w:tblW w:type="auto" w:w="0"/>
         <w:tblLook w:firstColumn="1" w:firstRow="1" w:lastColumn="0" w:lastRow="0" w:noHBand="0" w:noVBand="1" w:val="04A0"/>
       </w:tblPr>
@@ -378,7 +434,10 @@
           </w:tcPr>
           <w:p>
             <w:r>
-              <w:t>Metric</w:t>
+              <w:rPr>
+                <w:b/>
+              </w:rPr>
+              <w:t>Verified Component / Parameter</w:t>
             </w:r>
           </w:p>
         </w:tc>
@@ -388,7 +447,10 @@
           </w:tcPr>
           <w:p>
             <w:r>
-              <w:t>Value</w:t>
+              <w:rPr>
+                <w:b/>
+              </w:rPr>
+              <w:t>Measured Compliance Observation</w:t>
             </w:r>
           </w:p>
         </w:tc>
@@ -400,7 +462,7 @@
           </w:tcPr>
           <w:p>
             <w:r>
-              <w:t>Total Scripts</w:t>
+              <w:t>Total Identified Script Nodes</w:t>
             </w:r>
           </w:p>
         </w:tc>
@@ -422,7 +484,7 @@
           </w:tcPr>
           <w:p>
             <w:r>
-              <w:t>Async</w:t>
+              <w:t>Asynchronous Execution Scripts</w:t>
             </w:r>
           </w:p>
         </w:tc>
@@ -444,7 +506,7 @@
           </w:tcPr>
           <w:p>
             <w:r>
-              <w:t>Deferred</w:t>
+              <w:t>Deferred Execution Scripts</w:t>
             </w:r>
           </w:p>
         </w:tc>
@@ -466,7 +528,7 @@
           </w:tcPr>
           <w:p>
             <w:r>
-              <w:t>Modules</w:t>
+              <w:t>ES6 Script Module Allocations</w:t>
             </w:r>
           </w:p>
         </w:tc>
@@ -488,7 +550,7 @@
           </w:tcPr>
           <w:p>
             <w:r>
-              <w:t>Head Blocking External</w:t>
+              <w:t>Head-Blocking Synchronous Targets</w:t>
             </w:r>
           </w:p>
         </w:tc>
@@ -510,7 +572,7 @@
           </w:tcPr>
           <w:p>
             <w:r>
-              <w:t>Blocking Ratio</w:t>
+              <w:t>Render-Blocking Resource Ratio</w:t>
             </w:r>
           </w:p>
         </w:tc>
@@ -520,32 +582,45 @@
           </w:tcPr>
           <w:p>
             <w:r>
-              <w:t>0.0%</w:t>
+              <w:t>0.0% (Threshold &lt;= 20%)</w:t>
             </w:r>
           </w:p>
         </w:tc>
       </w:tr>
     </w:tbl>
     <w:p>
+      <w:r>
+        <w:br w:type="page"/>
+      </w:r>
+    </w:p>
+    <w:p>
       <w:pPr>
         <w:pStyle w:val="Heading2"/>
       </w:pPr>
       <w:r>
-        <w:t>10.1.4 - Browser Caching</w:t>
+        <w:t>Clause 10.1.4 - Implement Browser Caching</w:t>
       </w:r>
     </w:p>
     <w:p>
       <w:r>
+        <w:rPr>
+          <w:b/>
+          <w:color w:val="008000"/>
+        </w:rPr>
         <w:t>STATUS: COMPLIANT</w:t>
+        <w:br/>
       </w:r>
     </w:p>
     <w:p>
       <w:r>
-        <w:t>Caching strategy implemented properly.</w:t>
+        <w:t>Audit Finding Detail:</w:t>
+        <w:br/>
+        <w:t>Static asset responses specify appropriate downstream caching directives.</w:t>
       </w:r>
     </w:p>
     <w:tbl>
       <w:tblPr>
+        <w:tblStyle w:val="TableGrid"/>
         <w:tblW w:type="auto" w:w="0"/>
         <w:tblLook w:firstColumn="1" w:firstRow="1" w:lastColumn="0" w:lastRow="0" w:noHBand="0" w:noVBand="1" w:val="04A0"/>
       </w:tblPr>
@@ -560,7 +635,10 @@
           </w:tcPr>
           <w:p>
             <w:r>
-              <w:t>Metric</w:t>
+              <w:rPr>
+                <w:b/>
+              </w:rPr>
+              <w:t>Verified Component / Parameter</w:t>
             </w:r>
           </w:p>
         </w:tc>
@@ -570,7 +648,10 @@
           </w:tcPr>
           <w:p>
             <w:r>
-              <w:t>Value</w:t>
+              <w:rPr>
+                <w:b/>
+              </w:rPr>
+              <w:t>Measured Compliance Observation</w:t>
             </w:r>
           </w:p>
         </w:tc>
@@ -582,7 +663,7 @@
           </w:tcPr>
           <w:p>
             <w:r>
-              <w:t>Resources</w:t>
+              <w:t>Analyzed Static Content Elements</w:t>
             </w:r>
           </w:p>
         </w:tc>
@@ -604,7 +685,7 @@
           </w:tcPr>
           <w:p>
             <w:r>
-              <w:t>Cached</w:t>
+              <w:t>Assets Specifying Valid Cache Directives</w:t>
             </w:r>
           </w:p>
         </w:tc>
@@ -626,7 +707,7 @@
           </w:tcPr>
           <w:p>
             <w:r>
-              <w:t>Cache Coverage</w:t>
+              <w:t>Static Resource Cache Coverage</w:t>
             </w:r>
           </w:p>
         </w:tc>
@@ -636,32 +717,45 @@
           </w:tcPr>
           <w:p>
             <w:r>
-              <w:t>98.28%</w:t>
+              <w:t>98.28% (Target &gt;= 70%)</w:t>
             </w:r>
           </w:p>
         </w:tc>
       </w:tr>
     </w:tbl>
     <w:p>
+      <w:r>
+        <w:br w:type="page"/>
+      </w:r>
+    </w:p>
+    <w:p>
       <w:pPr>
         <w:pStyle w:val="Heading2"/>
       </w:pPr>
       <w:r>
-        <w:t>10.2.1 - Interaction Responsiveness</w:t>
+        <w:t>Clause 10.2.1 - Ensure Responsiveness for User Interactions</w:t>
       </w:r>
     </w:p>
     <w:p>
       <w:r>
+        <w:rPr>
+          <w:b/>
+          <w:color w:val="008000"/>
+        </w:rPr>
         <w:t>STATUS: COMPLIANT</w:t>
+        <w:br/>
       </w:r>
     </w:p>
     <w:p>
       <w:r>
-        <w:t>Website interactions are responsive.</w:t>
+        <w:t>Audit Finding Detail:</w:t>
+        <w:br/>
+        <w:t>Main thread utilization profiles show no blocking UI interactions.</w:t>
       </w:r>
     </w:p>
     <w:tbl>
       <w:tblPr>
+        <w:tblStyle w:val="TableGrid"/>
         <w:tblW w:type="auto" w:w="0"/>
         <w:tblLook w:firstColumn="1" w:firstRow="1" w:lastColumn="0" w:lastRow="0" w:noHBand="0" w:noVBand="1" w:val="04A0"/>
       </w:tblPr>
@@ -676,7 +770,10 @@
           </w:tcPr>
           <w:p>
             <w:r>
-              <w:t>Metric</w:t>
+              <w:rPr>
+                <w:b/>
+              </w:rPr>
+              <w:t>Verified Component / Parameter</w:t>
             </w:r>
           </w:p>
         </w:tc>
@@ -686,7 +783,10 @@
           </w:tcPr>
           <w:p>
             <w:r>
-              <w:t>Value</w:t>
+              <w:rPr>
+                <w:b/>
+              </w:rPr>
+              <w:t>Measured Compliance Observation</w:t>
             </w:r>
           </w:p>
         </w:tc>
@@ -698,7 +798,7 @@
           </w:tcPr>
           <w:p>
             <w:r>
-              <w:t>Max Long Task</w:t>
+              <w:t>Maximum Execution Long Task</w:t>
             </w:r>
           </w:p>
         </w:tc>
@@ -708,7 +808,76 @@
           </w:tcPr>
           <w:p>
             <w:r>
-              <w:t>0 ms</w:t>
+              <w:t>0 ms (Threshold &lt; 200ms)</w:t>
+            </w:r>
+          </w:p>
+        </w:tc>
+      </w:tr>
+    </w:tbl>
+    <w:p>
+      <w:r>
+        <w:br w:type="page"/>
+      </w:r>
+    </w:p>
+    <w:p>
+      <w:pPr>
+        <w:pStyle w:val="Heading2"/>
+      </w:pPr>
+      <w:r>
+        <w:t>Clause 10.2.2 - Prioritize Mobile Responsiveness</w:t>
+      </w:r>
+    </w:p>
+    <w:p>
+      <w:r>
+        <w:rPr>
+          <w:b/>
+          <w:color w:val="008000"/>
+        </w:rPr>
+        <w:t>STATUS: COMPLIANT</w:t>
+        <w:br/>
+      </w:r>
+    </w:p>
+    <w:p>
+      <w:r>
+        <w:t>Audit Finding Detail:</w:t>
+        <w:br/>
+        <w:t>Layout template scales dynamically down to smartphone screens without horizontal breakage.</w:t>
+      </w:r>
+    </w:p>
+    <w:tbl>
+      <w:tblPr>
+        <w:tblStyle w:val="TableGrid"/>
+        <w:tblW w:type="auto" w:w="0"/>
+        <w:tblLook w:firstColumn="1" w:firstRow="1" w:lastColumn="0" w:lastRow="0" w:noHBand="0" w:noVBand="1" w:val="04A0"/>
+      </w:tblPr>
+      <w:tblGrid>
+        <w:gridCol w:w="4320"/>
+        <w:gridCol w:w="4320"/>
+      </w:tblGrid>
+      <w:tr>
+        <w:tc>
+          <w:tcPr>
+            <w:tcW w:type="dxa" w:w="4320"/>
+          </w:tcPr>
+          <w:p>
+            <w:r>
+              <w:rPr>
+                <w:b/>
+              </w:rPr>
+              <w:t>Verified Component / Parameter</w:t>
+            </w:r>
+          </w:p>
+        </w:tc>
+        <w:tc>
+          <w:tcPr>
+            <w:tcW w:type="dxa" w:w="4320"/>
+          </w:tcPr>
+          <w:p>
+            <w:r>
+              <w:rPr>
+                <w:b/>
+              </w:rPr>
+              <w:t>Measured Compliance Observation</w:t>
             </w:r>
           </w:p>
         </w:tc>
@@ -720,7 +889,296 @@
           </w:tcPr>
           <w:p>
             <w:r>
-              <w:t>Long Task Count</w:t>
+              <w:t>Calculated Render Width</w:t>
+            </w:r>
+          </w:p>
+        </w:tc>
+        <w:tc>
+          <w:tcPr>
+            <w:tcW w:type="dxa" w:w="4320"/>
+          </w:tcPr>
+          <w:p>
+            <w:r>
+              <w:t>415px</w:t>
+            </w:r>
+          </w:p>
+        </w:tc>
+      </w:tr>
+      <w:tr>
+        <w:tc>
+          <w:tcPr>
+            <w:tcW w:type="dxa" w:w="4320"/>
+          </w:tcPr>
+          <w:p>
+            <w:r>
+              <w:t>Device Target Width</w:t>
+            </w:r>
+          </w:p>
+        </w:tc>
+        <w:tc>
+          <w:tcPr>
+            <w:tcW w:type="dxa" w:w="4320"/>
+          </w:tcPr>
+          <w:p>
+            <w:r>
+              <w:t>415px</w:t>
+            </w:r>
+          </w:p>
+        </w:tc>
+      </w:tr>
+      <w:tr>
+        <w:tc>
+          <w:tcPr>
+            <w:tcW w:type="dxa" w:w="4320"/>
+          </w:tcPr>
+          <w:p>
+            <w:r>
+              <w:t>Horizontal Clip Overflow</w:t>
+            </w:r>
+          </w:p>
+        </w:tc>
+        <w:tc>
+          <w:tcPr>
+            <w:tcW w:type="dxa" w:w="4320"/>
+          </w:tcPr>
+          <w:p>
+            <w:r>
+              <w:t>No Overflows Detected</w:t>
+            </w:r>
+          </w:p>
+        </w:tc>
+      </w:tr>
+    </w:tbl>
+    <w:p>
+      <w:r>
+        <w:t>Visual Proof (Annotated Verification Screen Capture):</w:t>
+      </w:r>
+    </w:p>
+    <w:p>
+      <w:r>
+        <w:drawing>
+          <wp:inline xmlns:a="http://schemas.openxmlformats.org/drawingml/2006/main" xmlns:pic="http://schemas.openxmlformats.org/drawingml/2006/picture">
+            <wp:extent cx="5303520" cy="11477361"/>
+            <wp:docPr id="2" name="Picture 2"/>
+            <wp:cNvGraphicFramePr>
+              <a:graphicFrameLocks noChangeAspect="1"/>
+            </wp:cNvGraphicFramePr>
+            <a:graphic>
+              <a:graphicData uri="http://schemas.openxmlformats.org/drawingml/2006/picture">
+                <pic:pic>
+                  <pic:nvPicPr>
+                    <pic:cNvPr id="0" name="mobile_responsive.png"/>
+                    <pic:cNvPicPr/>
+                  </pic:nvPicPr>
+                  <pic:blipFill>
+                    <a:blip r:embed="rId10"/>
+                    <a:stretch>
+                      <a:fillRect/>
+                    </a:stretch>
+                  </pic:blipFill>
+                  <pic:spPr>
+                    <a:xfrm>
+                      <a:off x="0" y="0"/>
+                      <a:ext cx="5303520" cy="11477361"/>
+                    </a:xfrm>
+                    <a:prstGeom prst="rect"/>
+                  </pic:spPr>
+                </pic:pic>
+              </a:graphicData>
+            </a:graphic>
+          </wp:inline>
+        </w:drawing>
+      </w:r>
+    </w:p>
+    <w:p>
+      <w:r>
+        <w:br w:type="page"/>
+      </w:r>
+    </w:p>
+    <w:p>
+      <w:pPr>
+        <w:pStyle w:val="Heading2"/>
+      </w:pPr>
+      <w:r>
+        <w:t>Clause 10.3.1 - Ensure Visual Stability and Layout Orientation</w:t>
+      </w:r>
+    </w:p>
+    <w:p>
+      <w:r>
+        <w:rPr>
+          <w:b/>
+          <w:color w:val="C80000"/>
+        </w:rPr>
+        <w:t>STATUS: NON-COMPLIANT</w:t>
+        <w:br/>
+      </w:r>
+    </w:p>
+    <w:p>
+      <w:r>
+        <w:t>Audit Finding Detail:</w:t>
+        <w:br/>
+        <w:t>Unexpected layout movements detected during load cycles.</w:t>
+      </w:r>
+    </w:p>
+    <w:tbl>
+      <w:tblPr>
+        <w:tblStyle w:val="TableGrid"/>
+        <w:tblW w:type="auto" w:w="0"/>
+        <w:tblLook w:firstColumn="1" w:firstRow="1" w:lastColumn="0" w:lastRow="0" w:noHBand="0" w:noVBand="1" w:val="04A0"/>
+      </w:tblPr>
+      <w:tblGrid>
+        <w:gridCol w:w="4320"/>
+        <w:gridCol w:w="4320"/>
+      </w:tblGrid>
+      <w:tr>
+        <w:tc>
+          <w:tcPr>
+            <w:tcW w:type="dxa" w:w="4320"/>
+          </w:tcPr>
+          <w:p>
+            <w:r>
+              <w:rPr>
+                <w:b/>
+              </w:rPr>
+              <w:t>Verified Component / Parameter</w:t>
+            </w:r>
+          </w:p>
+        </w:tc>
+        <w:tc>
+          <w:tcPr>
+            <w:tcW w:type="dxa" w:w="4320"/>
+          </w:tcPr>
+          <w:p>
+            <w:r>
+              <w:rPr>
+                <w:b/>
+              </w:rPr>
+              <w:t>Measured Compliance Observation</w:t>
+            </w:r>
+          </w:p>
+        </w:tc>
+      </w:tr>
+      <w:tr>
+        <w:tc>
+          <w:tcPr>
+            <w:tcW w:type="dxa" w:w="4320"/>
+          </w:tcPr>
+          <w:p>
+            <w:r>
+              <w:t>Cumulative Layout Shift (CLS)</w:t>
+            </w:r>
+          </w:p>
+        </w:tc>
+        <w:tc>
+          <w:tcPr>
+            <w:tcW w:type="dxa" w:w="4320"/>
+          </w:tcPr>
+          <w:p>
+            <w:r>
+              <w:t>0.7886 (Threshold &lt;= 0.1000)</w:t>
+            </w:r>
+          </w:p>
+        </w:tc>
+      </w:tr>
+    </w:tbl>
+    <w:p>
+      <w:r>
+        <w:br w:type="page"/>
+      </w:r>
+    </w:p>
+    <w:p>
+      <w:pPr>
+        <w:pStyle w:val="Heading2"/>
+      </w:pPr>
+      <w:r>
+        <w:t>Clause 10.3.2 - Compress and Optimize Images</w:t>
+      </w:r>
+    </w:p>
+    <w:p>
+      <w:r>
+        <w:rPr>
+          <w:b/>
+          <w:color w:val="C80000"/>
+        </w:rPr>
+        <w:t>STATUS: NON-COMPLIANT</w:t>
+        <w:br/>
+      </w:r>
+    </w:p>
+    <w:p>
+      <w:r>
+        <w:t>Audit Finding Detail:</w:t>
+        <w:br/>
+        <w:t>Graphic payload sizes need optimization via compression and modern formats.</w:t>
+      </w:r>
+    </w:p>
+    <w:tbl>
+      <w:tblPr>
+        <w:tblStyle w:val="TableGrid"/>
+        <w:tblW w:type="auto" w:w="0"/>
+        <w:tblLook w:firstColumn="1" w:firstRow="1" w:lastColumn="0" w:lastRow="0" w:noHBand="0" w:noVBand="1" w:val="04A0"/>
+      </w:tblPr>
+      <w:tblGrid>
+        <w:gridCol w:w="4320"/>
+        <w:gridCol w:w="4320"/>
+      </w:tblGrid>
+      <w:tr>
+        <w:tc>
+          <w:tcPr>
+            <w:tcW w:type="dxa" w:w="4320"/>
+          </w:tcPr>
+          <w:p>
+            <w:r>
+              <w:rPr>
+                <w:b/>
+              </w:rPr>
+              <w:t>Verified Component / Parameter</w:t>
+            </w:r>
+          </w:p>
+        </w:tc>
+        <w:tc>
+          <w:tcPr>
+            <w:tcW w:type="dxa" w:w="4320"/>
+          </w:tcPr>
+          <w:p>
+            <w:r>
+              <w:rPr>
+                <w:b/>
+              </w:rPr>
+              <w:t>Measured Compliance Observation</w:t>
+            </w:r>
+          </w:p>
+        </w:tc>
+      </w:tr>
+      <w:tr>
+        <w:tc>
+          <w:tcPr>
+            <w:tcW w:type="dxa" w:w="4320"/>
+          </w:tcPr>
+          <w:p>
+            <w:r>
+              <w:t>Total Evaluated Images</w:t>
+            </w:r>
+          </w:p>
+        </w:tc>
+        <w:tc>
+          <w:tcPr>
+            <w:tcW w:type="dxa" w:w="4320"/>
+          </w:tcPr>
+          <w:p>
+            <w:r>
+              <w:t>5</w:t>
+            </w:r>
+          </w:p>
+        </w:tc>
+      </w:tr>
+      <w:tr>
+        <w:tc>
+          <w:tcPr>
+            <w:tcW w:type="dxa" w:w="4320"/>
+          </w:tcPr>
+          <w:p>
+            <w:r>
+              <w:t>Next-Gen Formats (WebP/AVIF)</w:t>
             </w:r>
           </w:p>
         </w:tc>
@@ -742,449 +1200,7 @@
           </w:tcPr>
           <w:p>
             <w:r>
-              <w:t>Observer Supported</w:t>
-            </w:r>
-          </w:p>
-        </w:tc>
-        <w:tc>
-          <w:tcPr>
-            <w:tcW w:type="dxa" w:w="4320"/>
-          </w:tcPr>
-          <w:p>
-            <w:r>
-              <w:t>True</w:t>
-            </w:r>
-          </w:p>
-        </w:tc>
-      </w:tr>
-    </w:tbl>
-    <w:p>
-      <w:pPr>
-        <w:pStyle w:val="Heading2"/>
-      </w:pPr>
-      <w:r>
-        <w:t>10.2.2 - Mobile Responsiveness</w:t>
-      </w:r>
-    </w:p>
-    <w:p>
-      <w:r>
-        <w:t>STATUS: NON-COMPLIANT</w:t>
-      </w:r>
-    </w:p>
-    <w:p>
-      <w:r>
-        <w:t>Horizontal overflow detected on mobile.</w:t>
-      </w:r>
-    </w:p>
-    <w:tbl>
-      <w:tblPr>
-        <w:tblW w:type="auto" w:w="0"/>
-        <w:tblLook w:firstColumn="1" w:firstRow="1" w:lastColumn="0" w:lastRow="0" w:noHBand="0" w:noVBand="1" w:val="04A0"/>
-      </w:tblPr>
-      <w:tblGrid>
-        <w:gridCol w:w="4320"/>
-        <w:gridCol w:w="4320"/>
-      </w:tblGrid>
-      <w:tr>
-        <w:tc>
-          <w:tcPr>
-            <w:tcW w:type="dxa" w:w="4320"/>
-          </w:tcPr>
-          <w:p>
-            <w:r>
-              <w:t>Metric</w:t>
-            </w:r>
-          </w:p>
-        </w:tc>
-        <w:tc>
-          <w:tcPr>
-            <w:tcW w:type="dxa" w:w="4320"/>
-          </w:tcPr>
-          <w:p>
-            <w:r>
-              <w:t>Value</w:t>
-            </w:r>
-          </w:p>
-        </w:tc>
-      </w:tr>
-      <w:tr>
-        <w:tc>
-          <w:tcPr>
-            <w:tcW w:type="dxa" w:w="4320"/>
-          </w:tcPr>
-          <w:p>
-            <w:r>
-              <w:t>Page Width</w:t>
-            </w:r>
-          </w:p>
-        </w:tc>
-        <w:tc>
-          <w:tcPr>
-            <w:tcW w:type="dxa" w:w="4320"/>
-          </w:tcPr>
-          <w:p>
-            <w:r>
-              <w:t>415px</w:t>
-            </w:r>
-          </w:p>
-        </w:tc>
-      </w:tr>
-      <w:tr>
-        <w:tc>
-          <w:tcPr>
-            <w:tcW w:type="dxa" w:w="4320"/>
-          </w:tcPr>
-          <w:p>
-            <w:r>
-              <w:t>Viewport Width</w:t>
-            </w:r>
-          </w:p>
-        </w:tc>
-        <w:tc>
-          <w:tcPr>
-            <w:tcW w:type="dxa" w:w="4320"/>
-          </w:tcPr>
-          <w:p>
-            <w:r>
-              <w:t>390px</w:t>
-            </w:r>
-          </w:p>
-        </w:tc>
-      </w:tr>
-      <w:tr>
-        <w:tc>
-          <w:tcPr>
-            <w:tcW w:type="dxa" w:w="4320"/>
-          </w:tcPr>
-          <w:p>
-            <w:r>
-              <w:t>Overflow</w:t>
-            </w:r>
-          </w:p>
-        </w:tc>
-        <w:tc>
-          <w:tcPr>
-            <w:tcW w:type="dxa" w:w="4320"/>
-          </w:tcPr>
-          <w:p>
-            <w:r>
-              <w:t>YES</w:t>
-            </w:r>
-          </w:p>
-        </w:tc>
-      </w:tr>
-    </w:tbl>
-    <w:p>
-      <w:r>
-        <w:drawing>
-          <wp:inline xmlns:a="http://schemas.openxmlformats.org/drawingml/2006/main" xmlns:pic="http://schemas.openxmlformats.org/drawingml/2006/picture">
-            <wp:extent cx="5486400" cy="26585905"/>
-            <wp:docPr id="2" name="Picture 2"/>
-            <wp:cNvGraphicFramePr>
-              <a:graphicFrameLocks noChangeAspect="1"/>
-            </wp:cNvGraphicFramePr>
-            <a:graphic>
-              <a:graphicData uri="http://schemas.openxmlformats.org/drawingml/2006/picture">
-                <pic:pic>
-                  <pic:nvPicPr>
-                    <pic:cNvPr id="0" name="mobile.png"/>
-                    <pic:cNvPicPr/>
-                  </pic:nvPicPr>
-                  <pic:blipFill>
-                    <a:blip r:embed="rId10"/>
-                    <a:stretch>
-                      <a:fillRect/>
-                    </a:stretch>
-                  </pic:blipFill>
-                  <pic:spPr>
-                    <a:xfrm>
-                      <a:off x="0" y="0"/>
-                      <a:ext cx="5486400" cy="26585905"/>
-                    </a:xfrm>
-                    <a:prstGeom prst="rect"/>
-                  </pic:spPr>
-                </pic:pic>
-              </a:graphicData>
-            </a:graphic>
-          </wp:inline>
-        </w:drawing>
-      </w:r>
-    </w:p>
-    <w:p>
-      <w:pPr>
-        <w:pStyle w:val="Heading2"/>
-      </w:pPr>
-      <w:r>
-        <w:t>10.3.1 - Visual Stability</w:t>
-      </w:r>
-    </w:p>
-    <w:p>
-      <w:r>
-        <w:t>STATUS: NON-COMPLIANT</w:t>
-      </w:r>
-    </w:p>
-    <w:p>
-      <w:r>
-        <w:t>Unexpected layout shifts detected.</w:t>
-      </w:r>
-    </w:p>
-    <w:tbl>
-      <w:tblPr>
-        <w:tblW w:type="auto" w:w="0"/>
-        <w:tblLook w:firstColumn="1" w:firstRow="1" w:lastColumn="0" w:lastRow="0" w:noHBand="0" w:noVBand="1" w:val="04A0"/>
-      </w:tblPr>
-      <w:tblGrid>
-        <w:gridCol w:w="4320"/>
-        <w:gridCol w:w="4320"/>
-      </w:tblGrid>
-      <w:tr>
-        <w:tc>
-          <w:tcPr>
-            <w:tcW w:type="dxa" w:w="4320"/>
-          </w:tcPr>
-          <w:p>
-            <w:r>
-              <w:t>Metric</w:t>
-            </w:r>
-          </w:p>
-        </w:tc>
-        <w:tc>
-          <w:tcPr>
-            <w:tcW w:type="dxa" w:w="4320"/>
-          </w:tcPr>
-          <w:p>
-            <w:r>
-              <w:t>Value</w:t>
-            </w:r>
-          </w:p>
-        </w:tc>
-      </w:tr>
-      <w:tr>
-        <w:tc>
-          <w:tcPr>
-            <w:tcW w:type="dxa" w:w="4320"/>
-          </w:tcPr>
-          <w:p>
-            <w:r>
-              <w:t>CLS Score</w:t>
-            </w:r>
-          </w:p>
-        </w:tc>
-        <w:tc>
-          <w:tcPr>
-            <w:tcW w:type="dxa" w:w="4320"/>
-          </w:tcPr>
-          <w:p>
-            <w:r>
-              <w:t>1.4686</w:t>
-            </w:r>
-          </w:p>
-        </w:tc>
-      </w:tr>
-      <w:tr>
-        <w:tc>
-          <w:tcPr>
-            <w:tcW w:type="dxa" w:w="4320"/>
-          </w:tcPr>
-          <w:p>
-            <w:r>
-              <w:t>Shift Events</w:t>
-            </w:r>
-          </w:p>
-        </w:tc>
-        <w:tc>
-          <w:tcPr>
-            <w:tcW w:type="dxa" w:w="4320"/>
-          </w:tcPr>
-          <w:p>
-            <w:r>
-              <w:t>34</w:t>
-            </w:r>
-          </w:p>
-        </w:tc>
-      </w:tr>
-    </w:tbl>
-    <w:p>
-      <w:r>
-        <w:drawing>
-          <wp:inline xmlns:a="http://schemas.openxmlformats.org/drawingml/2006/main" xmlns:pic="http://schemas.openxmlformats.org/drawingml/2006/picture">
-            <wp:extent cx="5486400" cy="12005310"/>
-            <wp:docPr id="3" name="Picture 3"/>
-            <wp:cNvGraphicFramePr>
-              <a:graphicFrameLocks noChangeAspect="1"/>
-            </wp:cNvGraphicFramePr>
-            <a:graphic>
-              <a:graphicData uri="http://schemas.openxmlformats.org/drawingml/2006/picture">
-                <pic:pic>
-                  <pic:nvPicPr>
-                    <pic:cNvPr id="0" name="cls.png"/>
-                    <pic:cNvPicPr/>
-                  </pic:nvPicPr>
-                  <pic:blipFill>
-                    <a:blip r:embed="rId11"/>
-                    <a:stretch>
-                      <a:fillRect/>
-                    </a:stretch>
-                  </pic:blipFill>
-                  <pic:spPr>
-                    <a:xfrm>
-                      <a:off x="0" y="0"/>
-                      <a:ext cx="5486400" cy="12005310"/>
-                    </a:xfrm>
-                    <a:prstGeom prst="rect"/>
-                  </pic:spPr>
-                </pic:pic>
-              </a:graphicData>
-            </a:graphic>
-          </wp:inline>
-        </w:drawing>
-      </w:r>
-    </w:p>
-    <w:p>
-      <w:pPr>
-        <w:pStyle w:val="Heading2"/>
-      </w:pPr>
-      <w:r>
-        <w:t>10.3.2 - Image Optimization</w:t>
-      </w:r>
-    </w:p>
-    <w:p>
-      <w:r>
-        <w:t>STATUS: NON-COMPLIANT</w:t>
-      </w:r>
-    </w:p>
-    <w:p>
-      <w:r>
-        <w:t>Image optimization insufficient.</w:t>
-      </w:r>
-    </w:p>
-    <w:tbl>
-      <w:tblPr>
-        <w:tblW w:type="auto" w:w="0"/>
-        <w:tblLook w:firstColumn="1" w:firstRow="1" w:lastColumn="0" w:lastRow="0" w:noHBand="0" w:noVBand="1" w:val="04A0"/>
-      </w:tblPr>
-      <w:tblGrid>
-        <w:gridCol w:w="4320"/>
-        <w:gridCol w:w="4320"/>
-      </w:tblGrid>
-      <w:tr>
-        <w:tc>
-          <w:tcPr>
-            <w:tcW w:type="dxa" w:w="4320"/>
-          </w:tcPr>
-          <w:p>
-            <w:r>
-              <w:t>Metric</w:t>
-            </w:r>
-          </w:p>
-        </w:tc>
-        <w:tc>
-          <w:tcPr>
-            <w:tcW w:type="dxa" w:w="4320"/>
-          </w:tcPr>
-          <w:p>
-            <w:r>
-              <w:t>Value</w:t>
-            </w:r>
-          </w:p>
-        </w:tc>
-      </w:tr>
-      <w:tr>
-        <w:tc>
-          <w:tcPr>
-            <w:tcW w:type="dxa" w:w="4320"/>
-          </w:tcPr>
-          <w:p>
-            <w:r>
-              <w:t>Total</w:t>
-            </w:r>
-          </w:p>
-        </w:tc>
-        <w:tc>
-          <w:tcPr>
-            <w:tcW w:type="dxa" w:w="4320"/>
-          </w:tcPr>
-          <w:p>
-            <w:r>
-              <w:t>7</w:t>
-            </w:r>
-          </w:p>
-        </w:tc>
-      </w:tr>
-      <w:tr>
-        <w:tc>
-          <w:tcPr>
-            <w:tcW w:type="dxa" w:w="4320"/>
-          </w:tcPr>
-          <w:p>
-            <w:r>
-              <w:t>WEBP</w:t>
-            </w:r>
-          </w:p>
-        </w:tc>
-        <w:tc>
-          <w:tcPr>
-            <w:tcW w:type="dxa" w:w="4320"/>
-          </w:tcPr>
-          <w:p>
-            <w:r>
-              <w:t>0</w:t>
-            </w:r>
-          </w:p>
-        </w:tc>
-      </w:tr>
-      <w:tr>
-        <w:tc>
-          <w:tcPr>
-            <w:tcW w:type="dxa" w:w="4320"/>
-          </w:tcPr>
-          <w:p>
-            <w:r>
-              <w:t>AVIF</w:t>
-            </w:r>
-          </w:p>
-        </w:tc>
-        <w:tc>
-          <w:tcPr>
-            <w:tcW w:type="dxa" w:w="4320"/>
-          </w:tcPr>
-          <w:p>
-            <w:r>
-              <w:t>0</w:t>
-            </w:r>
-          </w:p>
-        </w:tc>
-      </w:tr>
-      <w:tr>
-        <w:tc>
-          <w:tcPr>
-            <w:tcW w:type="dxa" w:w="4320"/>
-          </w:tcPr>
-          <w:p>
-            <w:r>
-              <w:t>Legacy</w:t>
-            </w:r>
-          </w:p>
-        </w:tc>
-        <w:tc>
-          <w:tcPr>
-            <w:tcW w:type="dxa" w:w="4320"/>
-          </w:tcPr>
-          <w:p>
-            <w:r>
-              <w:t>7</w:t>
-            </w:r>
-          </w:p>
-        </w:tc>
-      </w:tr>
-      <w:tr>
-        <w:tc>
-          <w:tcPr>
-            <w:tcW w:type="dxa" w:w="4320"/>
-          </w:tcPr>
-          <w:p>
-            <w:r>
-              <w:t>Oversized Images</w:t>
+              <w:t>Oversized Source Elements</w:t>
             </w:r>
           </w:p>
         </w:tc>
@@ -1206,7 +1222,7 @@
           </w:tcPr>
           <w:p>
             <w:r>
-              <w:t>Optimization Coverage</w:t>
+              <w:t>Next-Gen Format Ratio</w:t>
             </w:r>
           </w:p>
         </w:tc>
@@ -1228,7 +1244,7 @@
           </w:tcPr>
           <w:p>
             <w:r>
-              <w:t>Oversized Ratio</w:t>
+              <w:t>Oversized Resource Flaws</w:t>
             </w:r>
           </w:p>
         </w:tc>
@@ -1238,32 +1254,45 @@
           </w:tcPr>
           <w:p>
             <w:r>
-              <w:t>14.29%</w:t>
+              <w:t>20.0%</w:t>
             </w:r>
           </w:p>
         </w:tc>
       </w:tr>
     </w:tbl>
     <w:p>
+      <w:r>
+        <w:br w:type="page"/>
+      </w:r>
+    </w:p>
+    <w:p>
       <w:pPr>
         <w:pStyle w:val="Heading2"/>
       </w:pPr>
       <w:r>
-        <w:t>10.4.1 - Third-party Script Minimization</w:t>
+        <w:t>Clause 10.4.1 - Minimize Third-party Scripts</w:t>
       </w:r>
     </w:p>
     <w:p>
       <w:r>
+        <w:rPr>
+          <w:b/>
+          <w:color w:val="008000"/>
+        </w:rPr>
         <w:t>STATUS: COMPLIANT</w:t>
+        <w:br/>
       </w:r>
     </w:p>
     <w:p>
       <w:r>
-        <w:t>Limited third-party dependency.</w:t>
+        <w:t>Audit Finding Detail:</w:t>
+        <w:br/>
+        <w:t>Third-party cross-origin network dependencies are controlled.</w:t>
       </w:r>
     </w:p>
     <w:tbl>
       <w:tblPr>
+        <w:tblStyle w:val="TableGrid"/>
         <w:tblW w:type="auto" w:w="0"/>
         <w:tblLook w:firstColumn="1" w:firstRow="1" w:lastColumn="0" w:lastRow="0" w:noHBand="0" w:noVBand="1" w:val="04A0"/>
       </w:tblPr>
@@ -1278,7 +1307,10 @@
           </w:tcPr>
           <w:p>
             <w:r>
-              <w:t>Metric</w:t>
+              <w:rPr>
+                <w:b/>
+              </w:rPr>
+              <w:t>Verified Component / Parameter</w:t>
             </w:r>
           </w:p>
         </w:tc>
@@ -1288,7 +1320,10 @@
           </w:tcPr>
           <w:p>
             <w:r>
-              <w:t>Value</w:t>
+              <w:rPr>
+                <w:b/>
+              </w:rPr>
+              <w:t>Measured Compliance Observation</w:t>
             </w:r>
           </w:p>
         </w:tc>
@@ -1300,7 +1335,7 @@
           </w:tcPr>
           <w:p>
             <w:r>
-              <w:t>Third-party Domains</w:t>
+              <w:t>External Script Origins</w:t>
             </w:r>
           </w:p>
         </w:tc>
@@ -1324,7 +1359,7 @@
           </w:tcPr>
           <w:p>
             <w:r>
-              <w:t>Count</w:t>
+              <w:t>Origin Domain Count</w:t>
             </w:r>
           </w:p>
         </w:tc>
@@ -1341,25 +1376,38 @@
       </w:tr>
     </w:tbl>
     <w:p>
+      <w:r>
+        <w:br w:type="page"/>
+      </w:r>
+    </w:p>
+    <w:p>
       <w:pPr>
         <w:pStyle w:val="Heading2"/>
       </w:pPr>
       <w:r>
-        <w:t>10.4.2 - CDN Usage</w:t>
+        <w:t>Clause 10.4.2 - Utilize Content Delivery Networks (CDN)</w:t>
       </w:r>
     </w:p>
     <w:p>
       <w:r>
+        <w:rPr>
+          <w:b/>
+          <w:color w:val="C80000"/>
+        </w:rPr>
         <w:t>STATUS: NON-COMPLIANT</w:t>
+        <w:br/>
       </w:r>
     </w:p>
     <w:p>
       <w:r>
-        <w:t>No CDN usage detected.</w:t>
+        <w:t>Audit Finding Detail:</w:t>
+        <w:br/>
+        <w:t>Static core resources served directly from the origin server without edge optimization.</w:t>
       </w:r>
     </w:p>
     <w:tbl>
       <w:tblPr>
+        <w:tblStyle w:val="TableGrid"/>
         <w:tblW w:type="auto" w:w="0"/>
         <w:tblLook w:firstColumn="1" w:firstRow="1" w:lastColumn="0" w:lastRow="0" w:noHBand="0" w:noVBand="1" w:val="04A0"/>
       </w:tblPr>
@@ -1374,7 +1422,10 @@
           </w:tcPr>
           <w:p>
             <w:r>
-              <w:t>Metric</w:t>
+              <w:rPr>
+                <w:b/>
+              </w:rPr>
+              <w:t>Verified Component / Parameter</w:t>
             </w:r>
           </w:p>
         </w:tc>
@@ -1384,7 +1435,10 @@
           </w:tcPr>
           <w:p>
             <w:r>
-              <w:t>Value</w:t>
+              <w:rPr>
+                <w:b/>
+              </w:rPr>
+              <w:t>Measured Compliance Observation</w:t>
             </w:r>
           </w:p>
         </w:tc>
@@ -1396,7 +1450,7 @@
           </w:tcPr>
           <w:p>
             <w:r>
-              <w:t>Detected CDNs</w:t>
+              <w:t>Identified CDN Platforms</w:t>
             </w:r>
           </w:p>
         </w:tc>
@@ -1413,25 +1467,38 @@
       </w:tr>
     </w:tbl>
     <w:p>
+      <w:r>
+        <w:br w:type="page"/>
+      </w:r>
+    </w:p>
+    <w:p>
       <w:pPr>
         <w:pStyle w:val="Heading2"/>
       </w:pPr>
       <w:r>
-        <w:t>10.4.3 - Performance Monitoring</w:t>
+        <w:t>Clause 10.4.3 &amp; 10.4.4 - Regularly Monitor and Audit Web Performance Indicators</w:t>
       </w:r>
     </w:p>
     <w:p>
       <w:r>
+        <w:rPr>
+          <w:b/>
+          <w:color w:val="C80000"/>
+        </w:rPr>
         <w:t>STATUS: NON-COMPLIANT</w:t>
+        <w:br/>
       </w:r>
     </w:p>
     <w:p>
       <w:r>
-        <w:t>No monitoring tools detected.</w:t>
+        <w:t>Audit Finding Detail:</w:t>
+        <w:br/>
+        <w:t>No instrumentation tags found; regular automated monitoring is recommended.</w:t>
       </w:r>
     </w:p>
     <w:tbl>
       <w:tblPr>
+        <w:tblStyle w:val="TableGrid"/>
         <w:tblW w:type="auto" w:w="0"/>
         <w:tblLook w:firstColumn="1" w:firstRow="1" w:lastColumn="0" w:lastRow="0" w:noHBand="0" w:noVBand="1" w:val="04A0"/>
       </w:tblPr>
@@ -1446,7 +1513,10 @@
           </w:tcPr>
           <w:p>
             <w:r>
-              <w:t>Metric</w:t>
+              <w:rPr>
+                <w:b/>
+              </w:rPr>
+              <w:t>Verified Component / Parameter</w:t>
             </w:r>
           </w:p>
         </w:tc>
@@ -1456,7 +1526,10 @@
           </w:tcPr>
           <w:p>
             <w:r>
-              <w:t>Value</w:t>
+              <w:rPr>
+                <w:b/>
+              </w:rPr>
+              <w:t>Measured Compliance Observation</w:t>
             </w:r>
           </w:p>
         </w:tc>
@@ -1468,7 +1541,7 @@
           </w:tcPr>
           <w:p>
             <w:r>
-              <w:t>Monitoring Tools</w:t>
+              <w:t>Performance Tool Integrations</w:t>
             </w:r>
           </w:p>
         </w:tc>
@@ -1485,25 +1558,38 @@
       </w:tr>
     </w:tbl>
     <w:p>
+      <w:r>
+        <w:br w:type="page"/>
+      </w:r>
+    </w:p>
+    <w:p>
       <w:pPr>
         <w:pStyle w:val="Heading2"/>
       </w:pPr>
       <w:r>
-        <w:t>10.5 - Analytics Integration</w:t>
+        <w:t>Clause 10.5 &amp; 10.6 - Analytics Integration &amp; Traffic Analysis</w:t>
       </w:r>
     </w:p>
     <w:p>
       <w:r>
+        <w:rPr>
+          <w:b/>
+          <w:color w:val="008000"/>
+        </w:rPr>
         <w:t>STATUS: COMPLIANT</w:t>
+        <w:br/>
       </w:r>
     </w:p>
     <w:p>
       <w:r>
-        <w:t>Analytics integration detected.</w:t>
+        <w:t>Audit Finding Detail:</w:t>
+        <w:br/>
+        <w:t>Robust user interaction collection online via: Google Tag Manager</w:t>
       </w:r>
     </w:p>
     <w:tbl>
       <w:tblPr>
+        <w:tblStyle w:val="TableGrid"/>
         <w:tblW w:type="auto" w:w="0"/>
         <w:tblLook w:firstColumn="1" w:firstRow="1" w:lastColumn="0" w:lastRow="0" w:noHBand="0" w:noVBand="1" w:val="04A0"/>
       </w:tblPr>
@@ -1518,7 +1604,10 @@
           </w:tcPr>
           <w:p>
             <w:r>
-              <w:t>Metric</w:t>
+              <w:rPr>
+                <w:b/>
+              </w:rPr>
+              <w:t>Verified Component / Parameter</w:t>
             </w:r>
           </w:p>
         </w:tc>
@@ -1528,7 +1617,10 @@
           </w:tcPr>
           <w:p>
             <w:r>
-              <w:t>Value</w:t>
+              <w:rPr>
+                <w:b/>
+              </w:rPr>
+              <w:t>Measured Compliance Observation</w:t>
             </w:r>
           </w:p>
         </w:tc>
@@ -1540,7 +1632,7 @@
           </w:tcPr>
           <w:p>
             <w:r>
-              <w:t>Analytics Platforms</w:t>
+              <w:t>Resolved Traffic Engines</w:t>
             </w:r>
           </w:p>
         </w:tc>
@@ -1550,14 +1642,39 @@
           </w:tcPr>
           <w:p>
             <w:r>
-              <w:t>GTM</w:t>
-              <w:br/>
-              <w:t>gtag.js</w:t>
+              <w:t>Google Tag Manager</w:t>
+            </w:r>
+          </w:p>
+        </w:tc>
+      </w:tr>
+      <w:tr>
+        <w:tc>
+          <w:tcPr>
+            <w:tcW w:type="dxa" w:w="4320"/>
+          </w:tcPr>
+          <w:p>
+            <w:r>
+              <w:t>Integration Verification</w:t>
+            </w:r>
+          </w:p>
+        </w:tc>
+        <w:tc>
+          <w:tcPr>
+            <w:tcW w:type="dxa" w:w="4320"/>
+          </w:tcPr>
+          <w:p>
+            <w:r>
+              <w:t>Verified</w:t>
             </w:r>
           </w:p>
         </w:tc>
       </w:tr>
     </w:tbl>
+    <w:p>
+      <w:r>
+        <w:br w:type="page"/>
+      </w:r>
+    </w:p>
     <w:sectPr>
       <w:pgSz w:w="12240" w:h="15840"/>
       <w:pgMar w:top="1440" w:right="1800" w:bottom="1440" w:left="1800" w:header="720" w:footer="720" w:gutter="0"/>
